--- a/docs/cannabis/ROTEIRO_TRAMITES_E_INSTITUICOES.docx
+++ b/docs/cannabis/ROTEIRO_TRAMITES_E_INSTITUICOES.docx
@@ -879,6 +879,75 @@
       </w:r>
       <w:r>
         <w:t xml:space="preserve"> (variam por estado): registro em cartorio R$ 300 a R$ 800 e 5 a 30 dias; CNPJ gratuito, dias; alvara variavel; acao judicial de cultivo, meses a mais de um ano, com honorarios e custas.</w:t>
+      </w:r>
+    </w:p>
+    <w:p>
+      <w:pPr>
+        <w:pStyle w:val="Heading1"/>
+        <w:jc w:val="center"/>
+      </w:pPr>
+      <w:r>
+        <w:rPr>
+          <w:b/>
+          <w:bCs/>
+        </w:rPr>
+        <w:t xml:space="preserve">Atualizacao 2026 — novo marco ANVISA (RDCs 1.011 a 1.015/2026)</w:t>
+      </w:r>
+    </w:p>
+    <w:p>
+      <w:pPr>
+        <w:spacing w:after="160"/>
+        <w:jc w:val="both"/>
+      </w:pPr>
+      <w:r>
+        <w:t xml:space="preserve">Publicadas entre 30/01 e 03/02/2026, em vigor desde 04/08/2026:</w:t>
+      </w:r>
+    </w:p>
+    <w:p>
+      <w:pPr>
+        <w:pStyle w:val="ListParagraph"/>
+        <w:numPr>
+          <w:ilvl w:val="0"/>
+          <w:numId w:val="1"/>
+        </w:numPr>
+      </w:pPr>
+      <w:r>
+        <w:rPr>
+          <w:b/>
+          <w:bCs/>
+        </w:rPr>
+        <w:t xml:space="preserve">RDC 1.013/2026</w:t>
+      </w:r>
+      <w:r>
+        <w:t xml:space="preserve"> — cultivo nacional de Cannabis sativa (THC ate 0,3%) por empresas, com Autorizacao Especial; via empresarial, custo regulatorio de industria.</w:t>
+      </w:r>
+    </w:p>
+    <w:p>
+      <w:pPr>
+        <w:pStyle w:val="ListParagraph"/>
+        <w:numPr>
+          <w:ilvl w:val="0"/>
+          <w:numId w:val="1"/>
+        </w:numPr>
+      </w:pPr>
+      <w:r>
+        <w:rPr>
+          <w:b/>
+          <w:bCs/>
+        </w:rPr>
+        <w:t xml:space="preserve">RDC 1.014/2026</w:t>
+      </w:r>
+      <w:r>
+        <w:t xml:space="preserve"> — Sandbox Regulatorio exclusivo para associacoes de pacientes sem fins lucrativos: ate 5 anos, sob supervisao da ANVISA, sem comercializacao. Corte: associacao constituida ha 2+ anos na publicacao; entrada por edital de chamamento publico (ainda nao publicado ate 25/08/2026).</w:t>
+      </w:r>
+    </w:p>
+    <w:p>
+      <w:pPr>
+        <w:spacing w:after="160"/>
+        <w:jc w:val="both"/>
+      </w:pPr>
+      <w:r>
+        <w:t xml:space="preserve">Item permanente do roteiro: monitorar os editais da RDC 1.014. Uma associacao fundada agora nao entra no primeiro ciclo — a via judicial (HC preventivo) segue sendo o caminho de cultivo no curto prazo — mas o mesmo dossie serve as duas portas. Ver HABEAS_CORPUS_CULTIVO e DESPACHANTES_E_PARCEIROS_AUTORIZACAO.</w:t>
       </w:r>
     </w:p>
     <w:p>
